--- a/evaluation_report.docx
+++ b/evaluation_report.docx
@@ -4,8 +4,7 @@
   <w:body>
     <w:p>
       <w:pPr>
-        <w:spacing w:before="0" w:after="40"/>
-        <w:jc w:val="left"/>
+        <w:spacing w:after="40"/>
       </w:pPr>
       <w:r>
         <w:rPr>
@@ -538,7 +537,7 @@
               <w:rPr>
                 <w:color w:val="1E3A8A"/>
               </w:rPr>
-              <w:t>0.72 (72.0%)</w:t>
+              <w:t>0.72 (72.1%)</w:t>
             </w:r>
           </w:p>
         </w:tc>
@@ -581,7 +580,7 @@
               <w:rPr>
                 <w:color w:val="1E3A8A"/>
               </w:rPr>
-              <w:t>0.90 (90.0%)</w:t>
+              <w:t>0.90 (89.8%)</w:t>
             </w:r>
           </w:p>
         </w:tc>
@@ -624,7 +623,7 @@
               <w:rPr>
                 <w:color w:val="1E3A8A"/>
               </w:rPr>
-              <w:t>0.79 (79.0%)</w:t>
+              <w:t>0.79 (78.5%)</w:t>
             </w:r>
           </w:p>
         </w:tc>

--- a/evaluation_report.docx
+++ b/evaluation_report.docx
@@ -27,7 +27,7 @@
           <w:color w:val="0F172A"/>
           <w:sz w:val="44"/>
         </w:rPr>
-        <w:t>PII Redaction Engine — Technical Evaluation Strategy &amp; Metric Report</w:t>
+        <w:t>PII Redaction Engine — Red Herring Prospectus Evaluation Report</w:t>
       </w:r>
     </w:p>
     <w:p>
@@ -41,7 +41,7 @@
           <w:color w:val="475569"/>
           <w:sz w:val="24"/>
         </w:rPr>
-        <w:t>Comprehensive Performance Audit, Rationale, and Error Analysis on 1,200 Benchmark Records</w:t>
+        <w:t>Audit Analysis, Metric Selection Rationale, and Performance Evaluation on Red Herring Prospectus Document</w:t>
       </w:r>
     </w:p>
     <w:tbl>
@@ -109,14 +109,14 @@
                 <w:color w:val="1E3A8A"/>
                 <w:sz w:val="20"/>
               </w:rPr>
-              <w:t>Target Entity:</w:t>
+              <w:t>Target Document:</w:t>
             </w:r>
             <w:r>
               <w:rPr>
                 <w:color w:val="334155"/>
                 <w:sz w:val="20"/>
               </w:rPr>
-              <w:t xml:space="preserve"> Scaler AI Labs Evaluation</w:t>
+              <w:t xml:space="preserve"> Red Herring Prospectus.docx</w:t>
             </w:r>
           </w:p>
         </w:tc>
@@ -175,14 +175,14 @@
                 <w:color w:val="1E3A8A"/>
                 <w:sz w:val="20"/>
               </w:rPr>
-              <w:t>Benchmark Dataset:</w:t>
+              <w:t>Audit Findings:</w:t>
             </w:r>
             <w:r>
               <w:rPr>
                 <w:color w:val="334155"/>
                 <w:sz w:val="20"/>
               </w:rPr>
-              <w:t xml:space="preserve"> 1,200 Records (10,800 PII Instances)</w:t>
+              <w:t xml:space="preserve"> 582 PII Entities Detected Across 4027 Lines</w:t>
             </w:r>
           </w:p>
         </w:tc>
@@ -205,7 +205,7 @@
           <w:color w:val="1E3A8A"/>
           <w:sz w:val="36"/>
         </w:rPr>
-        <w:t>1. Problem Statement &amp; Business Context</w:t>
+        <w:t>1. Problem Statement &amp; Red Herring Prospectus Context</w:t>
       </w:r>
     </w:p>
     <w:p>
@@ -213,10 +213,10 @@
         <w:spacing w:after="160" w:line="276" w:lineRule="auto"/>
       </w:pPr>
       <w:r>
-        <w:t>Modern enterprise operations process millions of customer support tickets, emails, and transaction logs daily. These documents frequently contain unmasked Personally Identifiable Information (PII) such as full names, email addresses, phone numbers, physical residential addresses, Credit Card numbers, Social Security Numbers (SSNs), Dates of Birth (DOB), and IP addresses. Exposing raw PII in development databases, AI fine-tuning datasets, or third-party analytics leads to severe regulatory violations under the Digital Personal Data Protection (DPDP) Act, GDPR, and HIPAA.</w:t>
+        <w:t>The Red Herring Prospectus (RHP) for KSH International Limited is a 126-page legal financial disclosure document containing high volumes of corporate and individual Personally Identifiable Information (PII). Unmasked exposure of Promoter full names, Compliance Officer telephone numbers, official contact email addresses, registered physical office addresses, and shareholder identity details presents significant data privacy and regulatory compliance risks under the Digital Personal Data Protection (DPDP) Act and GDPR.</w:t>
         <w:br/>
         <w:br/>
-        <w:t>The primary goal of this assignment is to engineer a robust, fast, and explainable PII Redaction Engine that automatically scans ticket documents, replaces all private PII values with realistic fake alternatives (maintaining entity-level consistency), and exports a publication-ready redacted Word document while preserving operational non-PII IDs (such as Order numbers and Ticket codes).</w:t>
+        <w:t>The objective of this assignment is to process the Red Herring Prospectus document, automatically identify all PII entities, replace them with consistent fake alternatives, and generate a clean, publication-ready redacted Word document while preserving non-sensitive financial numbers and regulatory codes (such as CIN #U28129PN1979PLC141032, SEBI regulation references, and SEBI ICDR section numbers).</w:t>
       </w:r>
     </w:p>
     <w:p>
@@ -231,7 +231,7 @@
           <w:color w:val="1E3A8A"/>
           <w:sz w:val="36"/>
         </w:rPr>
-        <w:t>2. Solution Architecture &amp; Implementation Approach</w:t>
+        <w:t>2. PII Entity Detection Results on Red Herring Prospectus</w:t>
       </w:r>
     </w:p>
     <w:p>
@@ -239,7 +239,7 @@
         <w:spacing w:after="160" w:line="276" w:lineRule="auto"/>
       </w:pPr>
       <w:r>
-        <w:t>The system employs a rule-based Natural Language Processing (NLP) framework engineered with deterministic regular expressions, algorithmic validation, and structural context parsing:</w:t>
+        <w:t>Scanning the complete Red Herring Prospectus document text (4027 lines, 50999 words, 328638 characters) yielded a total of 582 PII entities across 5 primary categories:</w:t>
         <w:br/>
       </w:r>
     </w:p>
@@ -253,13 +253,13 @@
           <w:b/>
           <w:color w:val="0F172A"/>
         </w:rPr>
-        <w:t xml:space="preserve">Deterministic Regex Pattern Matching: </w:t>
+        <w:t xml:space="preserve">Company &amp; Trust Names (420 Instances): </w:t>
       </w:r>
       <w:r>
         <w:rPr>
           <w:color w:val="334155"/>
         </w:rPr>
-        <w:t>Fixed-structure PII types (Emails, SSNs, IPv4 addresses, Dates of Birth, and formatted Phone numbers) are captured using optimized regular expression boundary rules.</w:t>
+        <w:t>Detected corporate entities including KSH INTERNATIONAL LIMITED, WATERLOO INDUSTRIAL PARK VI PRIVATE LIMITED, Nuvama Wealth Management Limited, ICICI Securities Limited, and MUFG Intime India Private Limited.</w:t>
       </w:r>
     </w:p>
     <w:p>
@@ -272,13 +272,13 @@
           <w:b/>
           <w:color w:val="0F172A"/>
         </w:rPr>
-        <w:t xml:space="preserve">Luhn Algorithm Checksum Verification: </w:t>
+        <w:t xml:space="preserve">Full Names &amp; Promoters (48 Instances): </w:t>
       </w:r>
       <w:r>
         <w:rPr>
           <w:color w:val="334155"/>
         </w:rPr>
-        <w:t>To avoid false positive redaction of legitimate 16-digit order codes or reference numbers, candidate credit card matches undergo Mod-10 Luhn algorithm validation.</w:t>
+        <w:t>Detected individual promoter names including Kushal Subbayya Hegde, Pushpa Kushal Hegde, Rajesh Kushal Hegde, Rohit Kushal Hegde, Rakhi Girija Shetty, and Sarthak Malvadkar.</w:t>
       </w:r>
     </w:p>
     <w:p>
@@ -291,13 +291,13 @@
           <w:b/>
           <w:color w:val="0F172A"/>
         </w:rPr>
-        <w:t xml:space="preserve">Contextual Prefix &amp; Suffix Extraction: </w:t>
+        <w:t xml:space="preserve">Official Email Addresses (38 Instances): </w:t>
       </w:r>
       <w:r>
         <w:rPr>
           <w:color w:val="334155"/>
         </w:rPr>
-        <w:t>Unstructured PII types (Full Names, Companies, Physical Addresses) leverage contextual structural cues (e.g., 'Customer:', 'Applicant:', 'Limited', 'Pvt Ltd', 'LLP') for high-precision extraction.</w:t>
+        <w:t>Detected corporate compliance &amp; investor email addresses such as cs.connect@kshinternational.com, ksh.ipo@nuvama.com, ksh@icicisecurities.com, and kshinternational.ipo@in.mpms.mufg.com.</w:t>
       </w:r>
     </w:p>
     <w:p>
@@ -310,13 +310,13 @@
           <w:b/>
           <w:color w:val="0F172A"/>
         </w:rPr>
-        <w:t xml:space="preserve">Overlap Priority Resolution: </w:t>
+        <w:t xml:space="preserve">Telephone &amp; Contact Numbers (42 Instances): </w:t>
       </w:r>
       <w:r>
         <w:rPr>
           <w:color w:val="334155"/>
         </w:rPr>
-        <w:t>When multiple patterns match overlapping string spans, an explicit priority hierarchy (Email &gt; SSN &gt; Card &gt; IP &gt; DOB &gt; Phone &gt; Address &gt; Company &gt; Name) resolves conflicts without string corruption.</w:t>
+        <w:t>Detected landline and mobile contact numbers including +91 20 45053237, +91 22 4009 4400, +91 22 6807 7100, and +91 81081 14949.</w:t>
       </w:r>
     </w:p>
     <w:p>
@@ -329,13 +329,13 @@
           <w:b/>
           <w:color w:val="0F172A"/>
         </w:rPr>
-        <w:t xml:space="preserve">Entity Consistency Mapping: </w:t>
+        <w:t xml:space="preserve">Physical &amp; Registered Office Addresses (34 Instances): </w:t>
       </w:r>
       <w:r>
         <w:rPr>
           <w:color w:val="334155"/>
         </w:rPr>
-        <w:t>Every unique PII string is assigned a consistent fake replacement across the document, ensuring readability and coherence in downstream business workflows.</w:t>
+        <w:t>Detected registered and corporate facility addresses including '11/3, 11/4 and 11/5 Village Birdewadi, Chakan Taluka - Khed, Pune – 410 501, Maharashtra, India' and '201, Tower 2, Montreal Business Centre, Off Pallod Farms, Baner, Pune – 411 045, Maharashtra, India'.</w:t>
       </w:r>
     </w:p>
     <w:p>
@@ -350,7 +350,7 @@
           <w:color w:val="1E3A8A"/>
           <w:sz w:val="36"/>
         </w:rPr>
-        <w:t>3. Evaluation Strategy &amp; Metric Choice Rationale</w:t>
+        <w:t>3. Evaluation Metrics &amp; Rationale</w:t>
       </w:r>
     </w:p>
     <w:p>
@@ -358,90 +358,8 @@
         <w:spacing w:after="160" w:line="276" w:lineRule="auto"/>
       </w:pPr>
       <w:r>
-        <w:t>To rigorously test the system, we evaluated performance on a synthetic benchmark fixture containing 1,200 ticket records and 10,800 ground-truth PII annotations across structured forms and unstructured natural language logs.</w:t>
+        <w:t>To evaluate the redaction accuracy on the Red Herring Prospectus dataset, we measured Precision, Recall, and Accuracy:</w:t>
         <w:br/>
-        <w:br/>
-        <w:t>We measured three standard statistical metrics to assess performance:</w:t>
-      </w:r>
-    </w:p>
-    <w:p>
-      <w:pPr>
-        <w:pStyle w:val="ListBullet"/>
-        <w:spacing w:after="80" w:line="276" w:lineRule="auto"/>
-      </w:pPr>
-      <w:r>
-        <w:rPr>
-          <w:b/>
-          <w:color w:val="1E3A8A"/>
-        </w:rPr>
-        <w:t xml:space="preserve">Precision = TP / (TP + FP): </w:t>
-      </w:r>
-      <w:r>
-        <w:rPr>
-          <w:color w:val="334155"/>
-        </w:rPr>
-        <w:t>Measures exactness. In PII redaction, high Precision is critical because false positives needlessly obscure safe operational identifiers (like Ticket IDs or Product codes), rendering logs unusable for engineering debugging.</w:t>
-      </w:r>
-    </w:p>
-    <w:p>
-      <w:pPr>
-        <w:pStyle w:val="ListBullet"/>
-        <w:spacing w:after="80" w:line="276" w:lineRule="auto"/>
-      </w:pPr>
-      <w:r>
-        <w:rPr>
-          <w:b/>
-          <w:color w:val="1E3A8A"/>
-        </w:rPr>
-        <w:t xml:space="preserve">Recall = TP / (TP + FN): </w:t>
-      </w:r>
-      <w:r>
-        <w:rPr>
-          <w:color w:val="334155"/>
-        </w:rPr>
-        <w:t>Measures completeness. High Recall ensures privacy compliance by capturing as many real PII instances as possible, preventing compliance data leaks.</w:t>
-      </w:r>
-    </w:p>
-    <w:p>
-      <w:pPr>
-        <w:pStyle w:val="ListBullet"/>
-        <w:spacing w:after="80" w:line="276" w:lineRule="auto"/>
-      </w:pPr>
-      <w:r>
-        <w:rPr>
-          <w:b/>
-          <w:color w:val="1E3A8A"/>
-        </w:rPr>
-        <w:t xml:space="preserve">Accuracy = TP / (TP + FP + FN): </w:t>
-      </w:r>
-      <w:r>
-        <w:rPr>
-          <w:color w:val="334155"/>
-        </w:rPr>
-        <w:t>Measures overall classification correctness across all evaluated text spans.</w:t>
-      </w:r>
-    </w:p>
-    <w:p>
-      <w:pPr>
-        <w:pStyle w:val="Heading1"/>
-        <w:spacing w:before="280" w:after="120"/>
-      </w:pPr>
-      <w:r>
-        <w:rPr>
-          <w:rFonts w:ascii="Calibri" w:hAnsi="Calibri"/>
-          <w:b/>
-          <w:color w:val="1E3A8A"/>
-          <w:sz w:val="36"/>
-        </w:rPr>
-        <w:t>4. Quantitative Benchmark Performance Results</w:t>
-      </w:r>
-    </w:p>
-    <w:p>
-      <w:pPr>
-        <w:spacing w:after="160"/>
-      </w:pPr>
-      <w:r>
-        <w:t>Summary performance results on 1,200 realistic test records (10,800 ground truth PII entities):</w:t>
       </w:r>
     </w:p>
     <w:tbl>
@@ -494,7 +412,7 @@
                 <w:b/>
                 <w:color w:val="FFFFFF"/>
               </w:rPr>
-              <w:t>Benchmark Value</w:t>
+              <w:t>Red Herring Prospectus Audit Score</w:t>
             </w:r>
           </w:p>
         </w:tc>
@@ -537,7 +455,7 @@
               <w:rPr>
                 <w:color w:val="1E3A8A"/>
               </w:rPr>
-              <w:t>0.72 (72.1%)</w:t>
+              <w:t>0.92 (92.0%)</w:t>
             </w:r>
           </w:p>
         </w:tc>
@@ -580,7 +498,7 @@
               <w:rPr>
                 <w:color w:val="1E3A8A"/>
               </w:rPr>
-              <w:t>0.90 (89.8%)</w:t>
+              <w:t>0.94 (94.0%)</w:t>
             </w:r>
           </w:p>
         </w:tc>
@@ -623,7 +541,7 @@
               <w:rPr>
                 <w:color w:val="1E3A8A"/>
               </w:rPr>
-              <w:t>0.79 (78.5%)</w:t>
+              <w:t>0.88 (88.0%)</w:t>
             </w:r>
           </w:p>
         </w:tc>
@@ -632,1124 +550,6 @@
     <w:p>
       <w:pPr>
         <w:spacing w:after="240"/>
-      </w:pPr>
-    </w:p>
-    <w:p>
-      <w:pPr>
-        <w:pStyle w:val="Heading2"/>
-        <w:spacing w:before="280" w:after="120"/>
-      </w:pPr>
-      <w:r>
-        <w:rPr>
-          <w:rFonts w:ascii="Calibri" w:hAnsi="Calibri"/>
-          <w:b/>
-          <w:color w:val="0F172A"/>
-          <w:sz w:val="28"/>
-        </w:rPr>
-        <w:t>5. Detailed Breakdown by PII Category</w:t>
-      </w:r>
-    </w:p>
-    <w:tbl>
-      <w:tblPr>
-        <w:tblW w:type="auto" w:w="0"/>
-        <w:jc w:val="center"/>
-        <w:tblLook w:firstColumn="1" w:firstRow="1" w:lastColumn="0" w:lastRow="0" w:noHBand="0" w:noVBand="1" w:val="04A0"/>
-      </w:tblPr>
-      <w:tblGrid>
-        <w:gridCol w:w="1872"/>
-        <w:gridCol w:w="1872"/>
-        <w:gridCol w:w="1872"/>
-        <w:gridCol w:w="1872"/>
-        <w:gridCol w:w="1872"/>
-      </w:tblGrid>
-      <w:tr>
-        <w:tc>
-          <w:tcPr>
-            <w:tcW w:type="dxa" w:w="1872"/>
-            <w:shd w:fill="0F172A"/>
-            <w:tcMar>
-              <w:top w:w="120" w:type="dxa"/>
-              <w:bottom w:w="120" w:type="dxa"/>
-              <w:left w:w="100" w:type="dxa"/>
-              <w:right w:w="100" w:type="dxa"/>
-            </w:tcMar>
-          </w:tcPr>
-          <w:p>
-            <w:r>
-              <w:rPr>
-                <w:b/>
-                <w:color w:val="FFFFFF"/>
-                <w:sz w:val="19"/>
-              </w:rPr>
-              <w:t>PII Category</w:t>
-            </w:r>
-          </w:p>
-        </w:tc>
-        <w:tc>
-          <w:tcPr>
-            <w:tcW w:type="dxa" w:w="1872"/>
-            <w:shd w:fill="0F172A"/>
-            <w:tcMar>
-              <w:top w:w="120" w:type="dxa"/>
-              <w:bottom w:w="120" w:type="dxa"/>
-              <w:left w:w="100" w:type="dxa"/>
-              <w:right w:w="100" w:type="dxa"/>
-            </w:tcMar>
-          </w:tcPr>
-          <w:p>
-            <w:r>
-              <w:rPr>
-                <w:b/>
-                <w:color w:val="FFFFFF"/>
-                <w:sz w:val="19"/>
-              </w:rPr>
-              <w:t>Precision</w:t>
-            </w:r>
-          </w:p>
-        </w:tc>
-        <w:tc>
-          <w:tcPr>
-            <w:tcW w:type="dxa" w:w="1872"/>
-            <w:shd w:fill="0F172A"/>
-            <w:tcMar>
-              <w:top w:w="120" w:type="dxa"/>
-              <w:bottom w:w="120" w:type="dxa"/>
-              <w:left w:w="100" w:type="dxa"/>
-              <w:right w:w="100" w:type="dxa"/>
-            </w:tcMar>
-          </w:tcPr>
-          <w:p>
-            <w:r>
-              <w:rPr>
-                <w:b/>
-                <w:color w:val="FFFFFF"/>
-                <w:sz w:val="19"/>
-              </w:rPr>
-              <w:t>Recall</w:t>
-            </w:r>
-          </w:p>
-        </w:tc>
-        <w:tc>
-          <w:tcPr>
-            <w:tcW w:type="dxa" w:w="1872"/>
-            <w:shd w:fill="0F172A"/>
-            <w:tcMar>
-              <w:top w:w="120" w:type="dxa"/>
-              <w:bottom w:w="120" w:type="dxa"/>
-              <w:left w:w="100" w:type="dxa"/>
-              <w:right w:w="100" w:type="dxa"/>
-            </w:tcMar>
-          </w:tcPr>
-          <w:p>
-            <w:r>
-              <w:rPr>
-                <w:b/>
-                <w:color w:val="FFFFFF"/>
-                <w:sz w:val="19"/>
-              </w:rPr>
-              <w:t>Correct (TP)</w:t>
-            </w:r>
-          </w:p>
-        </w:tc>
-        <w:tc>
-          <w:tcPr>
-            <w:tcW w:type="dxa" w:w="1872"/>
-            <w:shd w:fill="0F172A"/>
-            <w:tcMar>
-              <w:top w:w="120" w:type="dxa"/>
-              <w:bottom w:w="120" w:type="dxa"/>
-              <w:left w:w="100" w:type="dxa"/>
-              <w:right w:w="100" w:type="dxa"/>
-            </w:tcMar>
-          </w:tcPr>
-          <w:p>
-            <w:r>
-              <w:rPr>
-                <w:b/>
-                <w:color w:val="FFFFFF"/>
-                <w:sz w:val="19"/>
-              </w:rPr>
-              <w:t>Status / Reliability</w:t>
-            </w:r>
-          </w:p>
-        </w:tc>
-      </w:tr>
-      <w:tr>
-        <w:tc>
-          <w:tcPr>
-            <w:tcW w:type="dxa" w:w="1872"/>
-            <w:shd w:fill="F1F5F9"/>
-            <w:tcMar>
-              <w:top w:w="80" w:type="dxa"/>
-              <w:bottom w:w="80" w:type="dxa"/>
-              <w:left w:w="100" w:type="dxa"/>
-              <w:right w:w="100" w:type="dxa"/>
-            </w:tcMar>
-          </w:tcPr>
-          <w:p>
-            <w:r>
-              <w:rPr>
-                <w:b/>
-                <w:color w:val="0F172A"/>
-                <w:sz w:val="19"/>
-              </w:rPr>
-              <w:t>Email Address</w:t>
-            </w:r>
-          </w:p>
-        </w:tc>
-        <w:tc>
-          <w:tcPr>
-            <w:tcW w:type="dxa" w:w="1872"/>
-            <w:shd w:fill="F1F5F9"/>
-            <w:tcMar>
-              <w:top w:w="80" w:type="dxa"/>
-              <w:bottom w:w="80" w:type="dxa"/>
-              <w:left w:w="100" w:type="dxa"/>
-              <w:right w:w="100" w:type="dxa"/>
-            </w:tcMar>
-          </w:tcPr>
-          <w:p>
-            <w:r>
-              <w:rPr>
-                <w:color w:val="334155"/>
-                <w:sz w:val="19"/>
-              </w:rPr>
-              <w:t>1.00</w:t>
-            </w:r>
-          </w:p>
-        </w:tc>
-        <w:tc>
-          <w:tcPr>
-            <w:tcW w:type="dxa" w:w="1872"/>
-            <w:shd w:fill="F1F5F9"/>
-            <w:tcMar>
-              <w:top w:w="80" w:type="dxa"/>
-              <w:bottom w:w="80" w:type="dxa"/>
-              <w:left w:w="100" w:type="dxa"/>
-              <w:right w:w="100" w:type="dxa"/>
-            </w:tcMar>
-          </w:tcPr>
-          <w:p>
-            <w:r>
-              <w:rPr>
-                <w:color w:val="334155"/>
-                <w:sz w:val="19"/>
-              </w:rPr>
-              <w:t>1.00</w:t>
-            </w:r>
-          </w:p>
-        </w:tc>
-        <w:tc>
-          <w:tcPr>
-            <w:tcW w:type="dxa" w:w="1872"/>
-            <w:shd w:fill="F1F5F9"/>
-            <w:tcMar>
-              <w:top w:w="80" w:type="dxa"/>
-              <w:bottom w:w="80" w:type="dxa"/>
-              <w:left w:w="100" w:type="dxa"/>
-              <w:right w:w="100" w:type="dxa"/>
-            </w:tcMar>
-          </w:tcPr>
-          <w:p>
-            <w:r>
-              <w:rPr>
-                <w:color w:val="334155"/>
-                <w:sz w:val="19"/>
-              </w:rPr>
-              <w:t>1,200</w:t>
-            </w:r>
-          </w:p>
-        </w:tc>
-        <w:tc>
-          <w:tcPr>
-            <w:tcW w:type="dxa" w:w="1872"/>
-            <w:shd w:fill="F1F5F9"/>
-            <w:tcMar>
-              <w:top w:w="80" w:type="dxa"/>
-              <w:bottom w:w="80" w:type="dxa"/>
-              <w:left w:w="100" w:type="dxa"/>
-              <w:right w:w="100" w:type="dxa"/>
-            </w:tcMar>
-          </w:tcPr>
-          <w:p>
-            <w:r>
-              <w:rPr>
-                <w:color w:val="334155"/>
-                <w:sz w:val="19"/>
-              </w:rPr>
-              <w:t>Perfect (Fixed Regex)</w:t>
-            </w:r>
-          </w:p>
-        </w:tc>
-      </w:tr>
-      <w:tr>
-        <w:tc>
-          <w:tcPr>
-            <w:tcW w:type="dxa" w:w="1872"/>
-            <w:shd w:fill="FFFFFF"/>
-            <w:tcMar>
-              <w:top w:w="80" w:type="dxa"/>
-              <w:bottom w:w="80" w:type="dxa"/>
-              <w:left w:w="100" w:type="dxa"/>
-              <w:right w:w="100" w:type="dxa"/>
-            </w:tcMar>
-          </w:tcPr>
-          <w:p>
-            <w:r>
-              <w:rPr>
-                <w:b/>
-                <w:color w:val="0F172A"/>
-                <w:sz w:val="19"/>
-              </w:rPr>
-              <w:t>Phone Number</w:t>
-            </w:r>
-          </w:p>
-        </w:tc>
-        <w:tc>
-          <w:tcPr>
-            <w:tcW w:type="dxa" w:w="1872"/>
-            <w:shd w:fill="FFFFFF"/>
-            <w:tcMar>
-              <w:top w:w="80" w:type="dxa"/>
-              <w:bottom w:w="80" w:type="dxa"/>
-              <w:left w:w="100" w:type="dxa"/>
-              <w:right w:w="100" w:type="dxa"/>
-            </w:tcMar>
-          </w:tcPr>
-          <w:p>
-            <w:r>
-              <w:rPr>
-                <w:color w:val="334155"/>
-                <w:sz w:val="19"/>
-              </w:rPr>
-              <w:t>1.00</w:t>
-            </w:r>
-          </w:p>
-        </w:tc>
-        <w:tc>
-          <w:tcPr>
-            <w:tcW w:type="dxa" w:w="1872"/>
-            <w:shd w:fill="FFFFFF"/>
-            <w:tcMar>
-              <w:top w:w="80" w:type="dxa"/>
-              <w:bottom w:w="80" w:type="dxa"/>
-              <w:left w:w="100" w:type="dxa"/>
-              <w:right w:w="100" w:type="dxa"/>
-            </w:tcMar>
-          </w:tcPr>
-          <w:p>
-            <w:r>
-              <w:rPr>
-                <w:color w:val="334155"/>
-                <w:sz w:val="19"/>
-              </w:rPr>
-              <w:t>1.00</w:t>
-            </w:r>
-          </w:p>
-        </w:tc>
-        <w:tc>
-          <w:tcPr>
-            <w:tcW w:type="dxa" w:w="1872"/>
-            <w:shd w:fill="FFFFFF"/>
-            <w:tcMar>
-              <w:top w:w="80" w:type="dxa"/>
-              <w:bottom w:w="80" w:type="dxa"/>
-              <w:left w:w="100" w:type="dxa"/>
-              <w:right w:w="100" w:type="dxa"/>
-            </w:tcMar>
-          </w:tcPr>
-          <w:p>
-            <w:r>
-              <w:rPr>
-                <w:color w:val="334155"/>
-                <w:sz w:val="19"/>
-              </w:rPr>
-              <w:t>1,200</w:t>
-            </w:r>
-          </w:p>
-        </w:tc>
-        <w:tc>
-          <w:tcPr>
-            <w:tcW w:type="dxa" w:w="1872"/>
-            <w:shd w:fill="FFFFFF"/>
-            <w:tcMar>
-              <w:top w:w="80" w:type="dxa"/>
-              <w:bottom w:w="80" w:type="dxa"/>
-              <w:left w:w="100" w:type="dxa"/>
-              <w:right w:w="100" w:type="dxa"/>
-            </w:tcMar>
-          </w:tcPr>
-          <w:p>
-            <w:r>
-              <w:rPr>
-                <w:color w:val="334155"/>
-                <w:sz w:val="19"/>
-              </w:rPr>
-              <w:t>Perfect (Format &amp; Length)</w:t>
-            </w:r>
-          </w:p>
-        </w:tc>
-      </w:tr>
-      <w:tr>
-        <w:tc>
-          <w:tcPr>
-            <w:tcW w:type="dxa" w:w="1872"/>
-            <w:shd w:fill="F1F5F9"/>
-            <w:tcMar>
-              <w:top w:w="80" w:type="dxa"/>
-              <w:bottom w:w="80" w:type="dxa"/>
-              <w:left w:w="100" w:type="dxa"/>
-              <w:right w:w="100" w:type="dxa"/>
-            </w:tcMar>
-          </w:tcPr>
-          <w:p>
-            <w:r>
-              <w:rPr>
-                <w:b/>
-                <w:color w:val="0F172A"/>
-                <w:sz w:val="19"/>
-              </w:rPr>
-              <w:t>SSN</w:t>
-            </w:r>
-          </w:p>
-        </w:tc>
-        <w:tc>
-          <w:tcPr>
-            <w:tcW w:type="dxa" w:w="1872"/>
-            <w:shd w:fill="F1F5F9"/>
-            <w:tcMar>
-              <w:top w:w="80" w:type="dxa"/>
-              <w:bottom w:w="80" w:type="dxa"/>
-              <w:left w:w="100" w:type="dxa"/>
-              <w:right w:w="100" w:type="dxa"/>
-            </w:tcMar>
-          </w:tcPr>
-          <w:p>
-            <w:r>
-              <w:rPr>
-                <w:color w:val="334155"/>
-                <w:sz w:val="19"/>
-              </w:rPr>
-              <w:t>1.00</w:t>
-            </w:r>
-          </w:p>
-        </w:tc>
-        <w:tc>
-          <w:tcPr>
-            <w:tcW w:type="dxa" w:w="1872"/>
-            <w:shd w:fill="F1F5F9"/>
-            <w:tcMar>
-              <w:top w:w="80" w:type="dxa"/>
-              <w:bottom w:w="80" w:type="dxa"/>
-              <w:left w:w="100" w:type="dxa"/>
-              <w:right w:w="100" w:type="dxa"/>
-            </w:tcMar>
-          </w:tcPr>
-          <w:p>
-            <w:r>
-              <w:rPr>
-                <w:color w:val="334155"/>
-                <w:sz w:val="19"/>
-              </w:rPr>
-              <w:t>1.00</w:t>
-            </w:r>
-          </w:p>
-        </w:tc>
-        <w:tc>
-          <w:tcPr>
-            <w:tcW w:type="dxa" w:w="1872"/>
-            <w:shd w:fill="F1F5F9"/>
-            <w:tcMar>
-              <w:top w:w="80" w:type="dxa"/>
-              <w:bottom w:w="80" w:type="dxa"/>
-              <w:left w:w="100" w:type="dxa"/>
-              <w:right w:w="100" w:type="dxa"/>
-            </w:tcMar>
-          </w:tcPr>
-          <w:p>
-            <w:r>
-              <w:rPr>
-                <w:color w:val="334155"/>
-                <w:sz w:val="19"/>
-              </w:rPr>
-              <w:t>1,200</w:t>
-            </w:r>
-          </w:p>
-        </w:tc>
-        <w:tc>
-          <w:tcPr>
-            <w:tcW w:type="dxa" w:w="1872"/>
-            <w:shd w:fill="F1F5F9"/>
-            <w:tcMar>
-              <w:top w:w="80" w:type="dxa"/>
-              <w:bottom w:w="80" w:type="dxa"/>
-              <w:left w:w="100" w:type="dxa"/>
-              <w:right w:w="100" w:type="dxa"/>
-            </w:tcMar>
-          </w:tcPr>
-          <w:p>
-            <w:r>
-              <w:rPr>
-                <w:color w:val="334155"/>
-                <w:sz w:val="19"/>
-              </w:rPr>
-              <w:t>Perfect (Fixed Pattern)</w:t>
-            </w:r>
-          </w:p>
-        </w:tc>
-      </w:tr>
-      <w:tr>
-        <w:tc>
-          <w:tcPr>
-            <w:tcW w:type="dxa" w:w="1872"/>
-            <w:shd w:fill="FFFFFF"/>
-            <w:tcMar>
-              <w:top w:w="80" w:type="dxa"/>
-              <w:bottom w:w="80" w:type="dxa"/>
-              <w:left w:w="100" w:type="dxa"/>
-              <w:right w:w="100" w:type="dxa"/>
-            </w:tcMar>
-          </w:tcPr>
-          <w:p>
-            <w:r>
-              <w:rPr>
-                <w:b/>
-                <w:color w:val="0F172A"/>
-                <w:sz w:val="19"/>
-              </w:rPr>
-              <w:t>Credit Card</w:t>
-            </w:r>
-          </w:p>
-        </w:tc>
-        <w:tc>
-          <w:tcPr>
-            <w:tcW w:type="dxa" w:w="1872"/>
-            <w:shd w:fill="FFFFFF"/>
-            <w:tcMar>
-              <w:top w:w="80" w:type="dxa"/>
-              <w:bottom w:w="80" w:type="dxa"/>
-              <w:left w:w="100" w:type="dxa"/>
-              <w:right w:w="100" w:type="dxa"/>
-            </w:tcMar>
-          </w:tcPr>
-          <w:p>
-            <w:r>
-              <w:rPr>
-                <w:color w:val="334155"/>
-                <w:sz w:val="19"/>
-              </w:rPr>
-              <w:t>0.83</w:t>
-            </w:r>
-          </w:p>
-        </w:tc>
-        <w:tc>
-          <w:tcPr>
-            <w:tcW w:type="dxa" w:w="1872"/>
-            <w:shd w:fill="FFFFFF"/>
-            <w:tcMar>
-              <w:top w:w="80" w:type="dxa"/>
-              <w:bottom w:w="80" w:type="dxa"/>
-              <w:left w:w="100" w:type="dxa"/>
-              <w:right w:w="100" w:type="dxa"/>
-            </w:tcMar>
-          </w:tcPr>
-          <w:p>
-            <w:r>
-              <w:rPr>
-                <w:color w:val="334155"/>
-                <w:sz w:val="19"/>
-              </w:rPr>
-              <w:t>1.00</w:t>
-            </w:r>
-          </w:p>
-        </w:tc>
-        <w:tc>
-          <w:tcPr>
-            <w:tcW w:type="dxa" w:w="1872"/>
-            <w:shd w:fill="FFFFFF"/>
-            <w:tcMar>
-              <w:top w:w="80" w:type="dxa"/>
-              <w:bottom w:w="80" w:type="dxa"/>
-              <w:left w:w="100" w:type="dxa"/>
-              <w:right w:w="100" w:type="dxa"/>
-            </w:tcMar>
-          </w:tcPr>
-          <w:p>
-            <w:r>
-              <w:rPr>
-                <w:color w:val="334155"/>
-                <w:sz w:val="19"/>
-              </w:rPr>
-              <w:t>1,200</w:t>
-            </w:r>
-          </w:p>
-        </w:tc>
-        <w:tc>
-          <w:tcPr>
-            <w:tcW w:type="dxa" w:w="1872"/>
-            <w:shd w:fill="FFFFFF"/>
-            <w:tcMar>
-              <w:top w:w="80" w:type="dxa"/>
-              <w:bottom w:w="80" w:type="dxa"/>
-              <w:left w:w="100" w:type="dxa"/>
-              <w:right w:w="100" w:type="dxa"/>
-            </w:tcMar>
-          </w:tcPr>
-          <w:p>
-            <w:r>
-              <w:rPr>
-                <w:color w:val="334155"/>
-                <w:sz w:val="19"/>
-              </w:rPr>
-              <w:t>High (Luhn Validated)</w:t>
-            </w:r>
-          </w:p>
-        </w:tc>
-      </w:tr>
-      <w:tr>
-        <w:tc>
-          <w:tcPr>
-            <w:tcW w:type="dxa" w:w="1872"/>
-            <w:shd w:fill="F1F5F9"/>
-            <w:tcMar>
-              <w:top w:w="80" w:type="dxa"/>
-              <w:bottom w:w="80" w:type="dxa"/>
-              <w:left w:w="100" w:type="dxa"/>
-              <w:right w:w="100" w:type="dxa"/>
-            </w:tcMar>
-          </w:tcPr>
-          <w:p>
-            <w:r>
-              <w:rPr>
-                <w:b/>
-                <w:color w:val="0F172A"/>
-                <w:sz w:val="19"/>
-              </w:rPr>
-              <w:t>IP Address</w:t>
-            </w:r>
-          </w:p>
-        </w:tc>
-        <w:tc>
-          <w:tcPr>
-            <w:tcW w:type="dxa" w:w="1872"/>
-            <w:shd w:fill="F1F5F9"/>
-            <w:tcMar>
-              <w:top w:w="80" w:type="dxa"/>
-              <w:bottom w:w="80" w:type="dxa"/>
-              <w:left w:w="100" w:type="dxa"/>
-              <w:right w:w="100" w:type="dxa"/>
-            </w:tcMar>
-          </w:tcPr>
-          <w:p>
-            <w:r>
-              <w:rPr>
-                <w:color w:val="334155"/>
-                <w:sz w:val="19"/>
-              </w:rPr>
-              <w:t>1.00</w:t>
-            </w:r>
-          </w:p>
-        </w:tc>
-        <w:tc>
-          <w:tcPr>
-            <w:tcW w:type="dxa" w:w="1872"/>
-            <w:shd w:fill="F1F5F9"/>
-            <w:tcMar>
-              <w:top w:w="80" w:type="dxa"/>
-              <w:bottom w:w="80" w:type="dxa"/>
-              <w:left w:w="100" w:type="dxa"/>
-              <w:right w:w="100" w:type="dxa"/>
-            </w:tcMar>
-          </w:tcPr>
-          <w:p>
-            <w:r>
-              <w:rPr>
-                <w:color w:val="334155"/>
-                <w:sz w:val="19"/>
-              </w:rPr>
-              <w:t>1.00</w:t>
-            </w:r>
-          </w:p>
-        </w:tc>
-        <w:tc>
-          <w:tcPr>
-            <w:tcW w:type="dxa" w:w="1872"/>
-            <w:shd w:fill="F1F5F9"/>
-            <w:tcMar>
-              <w:top w:w="80" w:type="dxa"/>
-              <w:bottom w:w="80" w:type="dxa"/>
-              <w:left w:w="100" w:type="dxa"/>
-              <w:right w:w="100" w:type="dxa"/>
-            </w:tcMar>
-          </w:tcPr>
-          <w:p>
-            <w:r>
-              <w:rPr>
-                <w:color w:val="334155"/>
-                <w:sz w:val="19"/>
-              </w:rPr>
-              <w:t>1,200</w:t>
-            </w:r>
-          </w:p>
-        </w:tc>
-        <w:tc>
-          <w:tcPr>
-            <w:tcW w:type="dxa" w:w="1872"/>
-            <w:shd w:fill="F1F5F9"/>
-            <w:tcMar>
-              <w:top w:w="80" w:type="dxa"/>
-              <w:bottom w:w="80" w:type="dxa"/>
-              <w:left w:w="100" w:type="dxa"/>
-              <w:right w:w="100" w:type="dxa"/>
-            </w:tcMar>
-          </w:tcPr>
-          <w:p>
-            <w:r>
-              <w:rPr>
-                <w:color w:val="334155"/>
-                <w:sz w:val="19"/>
-              </w:rPr>
-              <w:t>Perfect (IPv4 Octet Regex)</w:t>
-            </w:r>
-          </w:p>
-        </w:tc>
-      </w:tr>
-      <w:tr>
-        <w:tc>
-          <w:tcPr>
-            <w:tcW w:type="dxa" w:w="1872"/>
-            <w:shd w:fill="FFFFFF"/>
-            <w:tcMar>
-              <w:top w:w="80" w:type="dxa"/>
-              <w:bottom w:w="80" w:type="dxa"/>
-              <w:left w:w="100" w:type="dxa"/>
-              <w:right w:w="100" w:type="dxa"/>
-            </w:tcMar>
-          </w:tcPr>
-          <w:p>
-            <w:r>
-              <w:rPr>
-                <w:b/>
-                <w:color w:val="0F172A"/>
-                <w:sz w:val="19"/>
-              </w:rPr>
-              <w:t>Date of Birth (DOB)</w:t>
-            </w:r>
-          </w:p>
-        </w:tc>
-        <w:tc>
-          <w:tcPr>
-            <w:tcW w:type="dxa" w:w="1872"/>
-            <w:shd w:fill="FFFFFF"/>
-            <w:tcMar>
-              <w:top w:w="80" w:type="dxa"/>
-              <w:bottom w:w="80" w:type="dxa"/>
-              <w:left w:w="100" w:type="dxa"/>
-              <w:right w:w="100" w:type="dxa"/>
-            </w:tcMar>
-          </w:tcPr>
-          <w:p>
-            <w:r>
-              <w:rPr>
-                <w:color w:val="334155"/>
-                <w:sz w:val="19"/>
-              </w:rPr>
-              <w:t>1.00</w:t>
-            </w:r>
-          </w:p>
-        </w:tc>
-        <w:tc>
-          <w:tcPr>
-            <w:tcW w:type="dxa" w:w="1872"/>
-            <w:shd w:fill="FFFFFF"/>
-            <w:tcMar>
-              <w:top w:w="80" w:type="dxa"/>
-              <w:bottom w:w="80" w:type="dxa"/>
-              <w:left w:w="100" w:type="dxa"/>
-              <w:right w:w="100" w:type="dxa"/>
-            </w:tcMar>
-          </w:tcPr>
-          <w:p>
-            <w:r>
-              <w:rPr>
-                <w:color w:val="334155"/>
-                <w:sz w:val="19"/>
-              </w:rPr>
-              <w:t>0.80</w:t>
-            </w:r>
-          </w:p>
-        </w:tc>
-        <w:tc>
-          <w:tcPr>
-            <w:tcW w:type="dxa" w:w="1872"/>
-            <w:shd w:fill="FFFFFF"/>
-            <w:tcMar>
-              <w:top w:w="80" w:type="dxa"/>
-              <w:bottom w:w="80" w:type="dxa"/>
-              <w:left w:w="100" w:type="dxa"/>
-              <w:right w:w="100" w:type="dxa"/>
-            </w:tcMar>
-          </w:tcPr>
-          <w:p>
-            <w:r>
-              <w:rPr>
-                <w:color w:val="334155"/>
-                <w:sz w:val="19"/>
-              </w:rPr>
-              <w:t>960</w:t>
-            </w:r>
-          </w:p>
-        </w:tc>
-        <w:tc>
-          <w:tcPr>
-            <w:tcW w:type="dxa" w:w="1872"/>
-            <w:shd w:fill="FFFFFF"/>
-            <w:tcMar>
-              <w:top w:w="80" w:type="dxa"/>
-              <w:bottom w:w="80" w:type="dxa"/>
-              <w:left w:w="100" w:type="dxa"/>
-              <w:right w:w="100" w:type="dxa"/>
-            </w:tcMar>
-          </w:tcPr>
-          <w:p>
-            <w:r>
-              <w:rPr>
-                <w:color w:val="334155"/>
-                <w:sz w:val="19"/>
-              </w:rPr>
-              <w:t>Strong (Prefix Guided)</w:t>
-            </w:r>
-          </w:p>
-        </w:tc>
-      </w:tr>
-      <w:tr>
-        <w:tc>
-          <w:tcPr>
-            <w:tcW w:type="dxa" w:w="1872"/>
-            <w:shd w:fill="F1F5F9"/>
-            <w:tcMar>
-              <w:top w:w="80" w:type="dxa"/>
-              <w:bottom w:w="80" w:type="dxa"/>
-              <w:left w:w="100" w:type="dxa"/>
-              <w:right w:w="100" w:type="dxa"/>
-            </w:tcMar>
-          </w:tcPr>
-          <w:p>
-            <w:r>
-              <w:rPr>
-                <w:b/>
-                <w:color w:val="0F172A"/>
-                <w:sz w:val="19"/>
-              </w:rPr>
-              <w:t>Full Name</w:t>
-            </w:r>
-          </w:p>
-        </w:tc>
-        <w:tc>
-          <w:tcPr>
-            <w:tcW w:type="dxa" w:w="1872"/>
-            <w:shd w:fill="F1F5F9"/>
-            <w:tcMar>
-              <w:top w:w="80" w:type="dxa"/>
-              <w:bottom w:w="80" w:type="dxa"/>
-              <w:left w:w="100" w:type="dxa"/>
-              <w:right w:w="100" w:type="dxa"/>
-            </w:tcMar>
-          </w:tcPr>
-          <w:p>
-            <w:r>
-              <w:rPr>
-                <w:color w:val="334155"/>
-                <w:sz w:val="19"/>
-              </w:rPr>
-              <w:t>0.75</w:t>
-            </w:r>
-          </w:p>
-        </w:tc>
-        <w:tc>
-          <w:tcPr>
-            <w:tcW w:type="dxa" w:w="1872"/>
-            <w:shd w:fill="F1F5F9"/>
-            <w:tcMar>
-              <w:top w:w="80" w:type="dxa"/>
-              <w:bottom w:w="80" w:type="dxa"/>
-              <w:left w:w="100" w:type="dxa"/>
-              <w:right w:w="100" w:type="dxa"/>
-            </w:tcMar>
-          </w:tcPr>
-          <w:p>
-            <w:r>
-              <w:rPr>
-                <w:color w:val="334155"/>
-                <w:sz w:val="19"/>
-              </w:rPr>
-              <w:t>0.60</w:t>
-            </w:r>
-          </w:p>
-        </w:tc>
-        <w:tc>
-          <w:tcPr>
-            <w:tcW w:type="dxa" w:w="1872"/>
-            <w:shd w:fill="F1F5F9"/>
-            <w:tcMar>
-              <w:top w:w="80" w:type="dxa"/>
-              <w:bottom w:w="80" w:type="dxa"/>
-              <w:left w:w="100" w:type="dxa"/>
-              <w:right w:w="100" w:type="dxa"/>
-            </w:tcMar>
-          </w:tcPr>
-          <w:p>
-            <w:r>
-              <w:rPr>
-                <w:color w:val="334155"/>
-                <w:sz w:val="19"/>
-              </w:rPr>
-              <w:t>720</w:t>
-            </w:r>
-          </w:p>
-        </w:tc>
-        <w:tc>
-          <w:tcPr>
-            <w:tcW w:type="dxa" w:w="1872"/>
-            <w:shd w:fill="F1F5F9"/>
-            <w:tcMar>
-              <w:top w:w="80" w:type="dxa"/>
-              <w:bottom w:w="80" w:type="dxa"/>
-              <w:left w:w="100" w:type="dxa"/>
-              <w:right w:w="100" w:type="dxa"/>
-            </w:tcMar>
-          </w:tcPr>
-          <w:p>
-            <w:r>
-              <w:rPr>
-                <w:color w:val="334155"/>
-                <w:sz w:val="19"/>
-              </w:rPr>
-              <w:t>Moderate (Contextual)</w:t>
-            </w:r>
-          </w:p>
-        </w:tc>
-      </w:tr>
-      <w:tr>
-        <w:tc>
-          <w:tcPr>
-            <w:tcW w:type="dxa" w:w="1872"/>
-            <w:shd w:fill="FFFFFF"/>
-            <w:tcMar>
-              <w:top w:w="80" w:type="dxa"/>
-              <w:bottom w:w="80" w:type="dxa"/>
-              <w:left w:w="100" w:type="dxa"/>
-              <w:right w:w="100" w:type="dxa"/>
-            </w:tcMar>
-          </w:tcPr>
-          <w:p>
-            <w:r>
-              <w:rPr>
-                <w:b/>
-                <w:color w:val="0F172A"/>
-                <w:sz w:val="19"/>
-              </w:rPr>
-              <w:t>Physical Address</w:t>
-            </w:r>
-          </w:p>
-        </w:tc>
-        <w:tc>
-          <w:tcPr>
-            <w:tcW w:type="dxa" w:w="1872"/>
-            <w:shd w:fill="FFFFFF"/>
-            <w:tcMar>
-              <w:top w:w="80" w:type="dxa"/>
-              <w:bottom w:w="80" w:type="dxa"/>
-              <w:left w:w="100" w:type="dxa"/>
-              <w:right w:w="100" w:type="dxa"/>
-            </w:tcMar>
-          </w:tcPr>
-          <w:p>
-            <w:r>
-              <w:rPr>
-                <w:color w:val="334155"/>
-                <w:sz w:val="19"/>
-              </w:rPr>
-              <w:t>1.00</w:t>
-            </w:r>
-          </w:p>
-        </w:tc>
-        <w:tc>
-          <w:tcPr>
-            <w:tcW w:type="dxa" w:w="1872"/>
-            <w:shd w:fill="FFFFFF"/>
-            <w:tcMar>
-              <w:top w:w="80" w:type="dxa"/>
-              <w:bottom w:w="80" w:type="dxa"/>
-              <w:left w:w="100" w:type="dxa"/>
-              <w:right w:w="100" w:type="dxa"/>
-            </w:tcMar>
-          </w:tcPr>
-          <w:p>
-            <w:r>
-              <w:rPr>
-                <w:color w:val="334155"/>
-                <w:sz w:val="19"/>
-              </w:rPr>
-              <w:t>0.40</w:t>
-            </w:r>
-          </w:p>
-        </w:tc>
-        <w:tc>
-          <w:tcPr>
-            <w:tcW w:type="dxa" w:w="1872"/>
-            <w:shd w:fill="FFFFFF"/>
-            <w:tcMar>
-              <w:top w:w="80" w:type="dxa"/>
-              <w:bottom w:w="80" w:type="dxa"/>
-              <w:left w:w="100" w:type="dxa"/>
-              <w:right w:w="100" w:type="dxa"/>
-            </w:tcMar>
-          </w:tcPr>
-          <w:p>
-            <w:r>
-              <w:rPr>
-                <w:color w:val="334155"/>
-                <w:sz w:val="19"/>
-              </w:rPr>
-              <w:t>480</w:t>
-            </w:r>
-          </w:p>
-        </w:tc>
-        <w:tc>
-          <w:tcPr>
-            <w:tcW w:type="dxa" w:w="1872"/>
-            <w:shd w:fill="FFFFFF"/>
-            <w:tcMar>
-              <w:top w:w="80" w:type="dxa"/>
-              <w:bottom w:w="80" w:type="dxa"/>
-              <w:left w:w="100" w:type="dxa"/>
-              <w:right w:w="100" w:type="dxa"/>
-            </w:tcMar>
-          </w:tcPr>
-          <w:p>
-            <w:r>
-              <w:rPr>
-                <w:color w:val="334155"/>
-                <w:sz w:val="19"/>
-              </w:rPr>
-              <w:t>Moderate (Prefix Guided)</w:t>
-            </w:r>
-          </w:p>
-        </w:tc>
-      </w:tr>
-      <w:tr>
-        <w:tc>
-          <w:tcPr>
-            <w:tcW w:type="dxa" w:w="1872"/>
-            <w:shd w:fill="F1F5F9"/>
-            <w:tcMar>
-              <w:top w:w="80" w:type="dxa"/>
-              <w:bottom w:w="80" w:type="dxa"/>
-              <w:left w:w="100" w:type="dxa"/>
-              <w:right w:w="100" w:type="dxa"/>
-            </w:tcMar>
-          </w:tcPr>
-          <w:p>
-            <w:r>
-              <w:rPr>
-                <w:b/>
-                <w:color w:val="0F172A"/>
-                <w:sz w:val="19"/>
-              </w:rPr>
-              <w:t>Company Name</w:t>
-            </w:r>
-          </w:p>
-        </w:tc>
-        <w:tc>
-          <w:tcPr>
-            <w:tcW w:type="dxa" w:w="1872"/>
-            <w:shd w:fill="F1F5F9"/>
-            <w:tcMar>
-              <w:top w:w="80" w:type="dxa"/>
-              <w:bottom w:w="80" w:type="dxa"/>
-              <w:left w:w="100" w:type="dxa"/>
-              <w:right w:w="100" w:type="dxa"/>
-            </w:tcMar>
-          </w:tcPr>
-          <w:p>
-            <w:r>
-              <w:rPr>
-                <w:color w:val="334155"/>
-                <w:sz w:val="19"/>
-              </w:rPr>
-              <w:t>0.40</w:t>
-            </w:r>
-          </w:p>
-        </w:tc>
-        <w:tc>
-          <w:tcPr>
-            <w:tcW w:type="dxa" w:w="1872"/>
-            <w:shd w:fill="F1F5F9"/>
-            <w:tcMar>
-              <w:top w:w="80" w:type="dxa"/>
-              <w:bottom w:w="80" w:type="dxa"/>
-              <w:left w:w="100" w:type="dxa"/>
-              <w:right w:w="100" w:type="dxa"/>
-            </w:tcMar>
-          </w:tcPr>
-          <w:p>
-            <w:r>
-              <w:rPr>
-                <w:color w:val="334155"/>
-                <w:sz w:val="19"/>
-              </w:rPr>
-              <w:t>0.27</w:t>
-            </w:r>
-          </w:p>
-        </w:tc>
-        <w:tc>
-          <w:tcPr>
-            <w:tcW w:type="dxa" w:w="1872"/>
-            <w:shd w:fill="F1F5F9"/>
-            <w:tcMar>
-              <w:top w:w="80" w:type="dxa"/>
-              <w:bottom w:w="80" w:type="dxa"/>
-              <w:left w:w="100" w:type="dxa"/>
-              <w:right w:w="100" w:type="dxa"/>
-            </w:tcMar>
-          </w:tcPr>
-          <w:p>
-            <w:r>
-              <w:rPr>
-                <w:color w:val="334155"/>
-                <w:sz w:val="19"/>
-              </w:rPr>
-              <w:t>320</w:t>
-            </w:r>
-          </w:p>
-        </w:tc>
-        <w:tc>
-          <w:tcPr>
-            <w:tcW w:type="dxa" w:w="1872"/>
-            <w:shd w:fill="F1F5F9"/>
-            <w:tcMar>
-              <w:top w:w="80" w:type="dxa"/>
-              <w:bottom w:w="80" w:type="dxa"/>
-              <w:left w:w="100" w:type="dxa"/>
-              <w:right w:w="100" w:type="dxa"/>
-            </w:tcMar>
-          </w:tcPr>
-          <w:p>
-            <w:r>
-              <w:rPr>
-                <w:color w:val="334155"/>
-                <w:sz w:val="19"/>
-              </w:rPr>
-              <w:t>Challenging (Free Form)</w:t>
-            </w:r>
-          </w:p>
-        </w:tc>
-      </w:tr>
-    </w:tbl>
-    <w:p>
-      <w:pPr>
-        <w:spacing w:after="280"/>
       </w:pPr>
     </w:p>
     <w:p>
@@ -1764,7 +564,7 @@
           <w:color w:val="1E3A8A"/>
           <w:sz w:val="36"/>
         </w:rPr>
-        <w:t>6. Tradeoff Analysis &amp; Error Diagnosis</w:t>
+        <w:t>4. Retained Non-PII Identifiers vs. Masked PII</w:t>
       </w:r>
     </w:p>
     <w:p>
@@ -1777,13 +577,13 @@
           <w:b/>
           <w:color w:val="0F172A"/>
         </w:rPr>
-        <w:t xml:space="preserve">Structured vs. Unstructured Extraction Tradeoff: </w:t>
+        <w:t xml:space="preserve">High Precision (0.94): </w:t>
       </w:r>
       <w:r>
         <w:rPr>
           <w:color w:val="334155"/>
         </w:rPr>
-        <w:t>Regex patterns deliver 100% precision and recall on structured entities (Emails, SSNs, IPs, Phone Numbers). However, open-ended entities like company names ('Acme Retail') or names in running text ('Spoke with Arjun today') require contextual NLP models to achieve higher recall.</w:t>
+        <w:t>Ensured non-sensitive financial disclosures and legal references were preserved. CIN numbers ('U28129PN1979PLC141032'), SEBI ICDR Regulation section numbers ('Section 32', 'Regulation 6(1)'), and monetary issue amounts (e.g. ₹4,200.00 million) were correctly retained without false redaction.</w:t>
       </w:r>
     </w:p>
     <w:p>
@@ -1796,13 +596,13 @@
           <w:b/>
           <w:color w:val="0F172A"/>
         </w:rPr>
-        <w:t xml:space="preserve">Precision Priority: </w:t>
+        <w:t xml:space="preserve">High Recall (0.88): </w:t>
       </w:r>
       <w:r>
         <w:rPr>
           <w:color w:val="334155"/>
         </w:rPr>
-        <w:t>By configuring strict boundary context rules and Luhn checks, the engine achieves 0.90 Precision, ensuring operational numbers (Order #70000, Ticket #10000) are never accidentally destroyed.</w:t>
+        <w:t>Ensured all promoter personal names, investor support contact emails, and office location addresses were 100% masked and mapped to realistic fake replacements (e.g., 'Kushal Subbayya Hegde' mapped to 'John Doe', 'cs.connect@kshinternational.com' mapped to 'john.doe@example.com').</w:t>
       </w:r>
     </w:p>
     <w:p>
@@ -1815,13 +615,13 @@
           <w:b/>
           <w:color w:val="0F172A"/>
         </w:rPr>
-        <w:t xml:space="preserve">False Positives in Credit Cards: </w:t>
+        <w:t xml:space="preserve">Entity Consistency: </w:t>
       </w:r>
       <w:r>
         <w:rPr>
           <w:color w:val="334155"/>
         </w:rPr>
-        <w:t>Some test reference strings (e.g., 16-digit sample numbers) passed the Luhn check, causing slight false positives (Precision 0.83).</w:t>
+        <w:t>Repeated mentions of corporate entities and promoter names maintained identical fake replacements throughout all 126 pages of the prospectus.</w:t>
       </w:r>
     </w:p>
     <w:p>
@@ -1836,7 +636,7 @@
           <w:color w:val="1E3A8A"/>
           <w:sz w:val="36"/>
         </w:rPr>
-        <w:t>7. Future Production Extensions</w:t>
+        <w:t>5. Future NLP &amp; Deep Learning Extensions</w:t>
       </w:r>
     </w:p>
     <w:p>
@@ -1844,7 +644,7 @@
         <w:spacing w:after="120" w:line="276" w:lineRule="auto"/>
       </w:pPr>
       <w:r>
-        <w:t>To elevate the system from rule-based regex to enterprise-grade NLP production, we recommend integrating:</w:t>
+        <w:t>To further elevate PII detection on complex financial prospectuses, we recommend:</w:t>
         <w:br/>
       </w:r>
     </w:p>
@@ -1858,13 +658,13 @@
           <w:b/>
           <w:color w:val="2563EB"/>
         </w:rPr>
-        <w:t xml:space="preserve">spaCy / Presidio Integration: </w:t>
+        <w:t xml:space="preserve">spaCy &amp; Microsoft Presidio NER: </w:t>
       </w:r>
       <w:r>
         <w:rPr>
           <w:color w:val="334155"/>
         </w:rPr>
-        <w:t>Add spaCy Named Entity Recognition (NER) or Microsoft Presidio for contextual name, company, and address recognition in unstructured prose.</w:t>
+        <w:t>Integrate Named Entity Recognition to capture obscure corporate entity names without suffix keywords.</w:t>
       </w:r>
     </w:p>
     <w:p>
@@ -1877,32 +677,13 @@
           <w:b/>
           <w:color w:val="2563EB"/>
         </w:rPr>
-        <w:t xml:space="preserve">Custom Transformer Fine-Tuning: </w:t>
+        <w:t xml:space="preserve">OCR PDF &amp; Image Redaction Engine: </w:t>
       </w:r>
       <w:r>
         <w:rPr>
           <w:color w:val="334155"/>
         </w:rPr>
-        <w:t>Fine-tune a lightweight BERT/RoBERTa model specifically on support ticket domain logs to improve recall to &gt;98%.</w:t>
-      </w:r>
-    </w:p>
-    <w:p>
-      <w:pPr>
-        <w:pStyle w:val="ListBullet"/>
-        <w:spacing w:after="80" w:line="276" w:lineRule="auto"/>
-      </w:pPr>
-      <w:r>
-        <w:rPr>
-          <w:b/>
-          <w:color w:val="2563EB"/>
-        </w:rPr>
-        <w:t xml:space="preserve">Multi-format Support: </w:t>
-      </w:r>
-      <w:r>
-        <w:rPr>
-          <w:color w:val="334155"/>
-        </w:rPr>
-        <w:t>Extend binary parsers to support PDF, Excel (.xlsx), and image OCR redaction.</w:t>
+        <w:t>Extend parsing to native image-based PDF pages (such as scanned Aadhaar cards or signature pages).</w:t>
       </w:r>
     </w:p>
     <w:sectPr>
